--- a/samples/financial_Interview_Guide.docx
+++ b/samples/financial_Interview_Guide.docx
@@ -56,7 +56,7 @@
           <w:szCs w:val="21"/>
           <w:rFonts w:ascii="Arial" w:cs="Arial" w:eastAsia="Arial" w:hAnsi="Arial"/>
         </w:rPr>
-        <w:t xml:space="preserve">Acquisition | 19 questions | Private and confidential</w:t>
+        <w:t xml:space="preserve">Acquisition | 16 questions | Private and confidential</w:t>
       </w:r>
     </w:p>
     <w:p>
@@ -402,55 +402,6 @@
     </w:p>
     <w:p>
       <w:pPr>
-        <w:spacing w:line="276" w:after="60" w:before="0"/>
-      </w:pPr>
-      <w:r>
-        <w:rPr>
-          <w:b/>
-          <w:bCs/>
-          <w:i w:val="false"/>
-          <w:iCs w:val="false"/>
-          <w:color w:val="1F4CFF"/>
-          <w:sz w:val="21"/>
-          <w:szCs w:val="21"/>
-          <w:rFonts w:ascii="Arial" w:cs="Arial" w:eastAsia="Arial" w:hAnsi="Arial"/>
-        </w:rPr>
-        <w:t xml:space="preserve">Q4. </w:t>
-      </w:r>
-      <w:r>
-        <w:rPr>
-          <w:b w:val="false"/>
-          <w:bCs w:val="false"/>
-          <w:i w:val="false"/>
-          <w:iCs w:val="false"/>
-          <w:color w:val="1A1A1A"/>
-          <w:sz w:val="21"/>
-          <w:szCs w:val="21"/>
-          <w:rFonts w:ascii="Arial" w:cs="Arial" w:eastAsia="Arial" w:hAnsi="Arial"/>
-        </w:rPr>
-        <w:t xml:space="preserve">Where does leadership disagree about this transaction?</w:t>
-      </w:r>
-    </w:p>
-    <w:p>
-      <w:pPr>
-        <w:spacing w:line="276" w:after="260" w:before="0"/>
-      </w:pPr>
-      <w:r>
-        <w:rPr>
-          <w:b w:val="false"/>
-          <w:bCs w:val="false"/>
-          <w:i/>
-          <w:iCs/>
-          <w:color w:val="63666A"/>
-          <w:sz w:val="18"/>
-          <w:szCs w:val="18"/>
-          <w:rFonts w:ascii="Arial" w:cs="Arial" w:eastAsia="Arial" w:hAnsi="Arial"/>
-        </w:rPr>
-        <w:t xml:space="preserve">Answer:</w:t>
-      </w:r>
-    </w:p>
-    <w:p>
-      <w:pPr>
         <w:pBdr>
           <w:bottom w:val="single" w:color="D9D9D9" w:sz="4" w:space="4"/>
         </w:pBdr>
@@ -485,7 +436,7 @@
           <w:szCs w:val="21"/>
           <w:rFonts w:ascii="Arial" w:cs="Arial" w:eastAsia="Arial" w:hAnsi="Arial"/>
         </w:rPr>
-        <w:t xml:space="preserve">Q5. </w:t>
+        <w:t xml:space="preserve">Q4. </w:t>
       </w:r>
       <w:r>
         <w:rPr>
@@ -534,7 +485,7 @@
           <w:szCs w:val="21"/>
           <w:rFonts w:ascii="Arial" w:cs="Arial" w:eastAsia="Arial" w:hAnsi="Arial"/>
         </w:rPr>
-        <w:t xml:space="preserve">Q6. </w:t>
+        <w:t xml:space="preserve">Q5. </w:t>
       </w:r>
       <w:r>
         <w:rPr>
@@ -583,7 +534,7 @@
           <w:szCs w:val="21"/>
           <w:rFonts w:ascii="Arial" w:cs="Arial" w:eastAsia="Arial" w:hAnsi="Arial"/>
         </w:rPr>
-        <w:t xml:space="preserve">Q7. </w:t>
+        <w:t xml:space="preserve">Q6. </w:t>
       </w:r>
       <w:r>
         <w:rPr>
@@ -597,55 +548,6 @@
           <w:rFonts w:ascii="Arial" w:cs="Arial" w:eastAsia="Arial" w:hAnsi="Arial"/>
         </w:rPr>
         <w:t xml:space="preserve">Which shared functions or systems does the business rely on today?</w:t>
-      </w:r>
-    </w:p>
-    <w:p>
-      <w:pPr>
-        <w:spacing w:line="276" w:after="260" w:before="0"/>
-      </w:pPr>
-      <w:r>
-        <w:rPr>
-          <w:b w:val="false"/>
-          <w:bCs w:val="false"/>
-          <w:i/>
-          <w:iCs/>
-          <w:color w:val="63666A"/>
-          <w:sz w:val="18"/>
-          <w:szCs w:val="18"/>
-          <w:rFonts w:ascii="Arial" w:cs="Arial" w:eastAsia="Arial" w:hAnsi="Arial"/>
-        </w:rPr>
-        <w:t xml:space="preserve">Answer:</w:t>
-      </w:r>
-    </w:p>
-    <w:p>
-      <w:pPr>
-        <w:spacing w:line="276" w:after="60" w:before="0"/>
-      </w:pPr>
-      <w:r>
-        <w:rPr>
-          <w:b/>
-          <w:bCs/>
-          <w:i w:val="false"/>
-          <w:iCs w:val="false"/>
-          <w:color w:val="1F4CFF"/>
-          <w:sz w:val="21"/>
-          <w:szCs w:val="21"/>
-          <w:rFonts w:ascii="Arial" w:cs="Arial" w:eastAsia="Arial" w:hAnsi="Arial"/>
-        </w:rPr>
-        <w:t xml:space="preserve">Q8. </w:t>
-      </w:r>
-      <w:r>
-        <w:rPr>
-          <w:b w:val="false"/>
-          <w:bCs w:val="false"/>
-          <w:i w:val="false"/>
-          <w:iCs w:val="false"/>
-          <w:color w:val="1A1A1A"/>
-          <w:sz w:val="21"/>
-          <w:szCs w:val="21"/>
-          <w:rFonts w:ascii="Arial" w:cs="Arial" w:eastAsia="Arial" w:hAnsi="Arial"/>
-        </w:rPr>
-        <w:t xml:space="preserve">How was this business integrated when it was acquired or built, and how integrated is it now?</w:t>
       </w:r>
     </w:p>
     <w:p>
@@ -702,7 +604,7 @@
           <w:szCs w:val="21"/>
           <w:rFonts w:ascii="Arial" w:cs="Arial" w:eastAsia="Arial" w:hAnsi="Arial"/>
         </w:rPr>
-        <w:t xml:space="preserve">Q9. </w:t>
+        <w:t xml:space="preserve">Q7. </w:t>
       </w:r>
       <w:r>
         <w:rPr>
@@ -751,20 +653,20 @@
           <w:szCs w:val="21"/>
           <w:rFonts w:ascii="Arial" w:cs="Arial" w:eastAsia="Arial" w:hAnsi="Arial"/>
         </w:rPr>
-        <w:t xml:space="preserve">Q10. </w:t>
-      </w:r>
-      <w:r>
-        <w:rPr>
-          <w:b w:val="false"/>
-          <w:bCs w:val="false"/>
-          <w:i w:val="false"/>
-          <w:iCs w:val="false"/>
-          <w:color w:val="1A1A1A"/>
-          <w:sz w:val="21"/>
-          <w:szCs w:val="21"/>
-          <w:rFonts w:ascii="Arial" w:cs="Arial" w:eastAsia="Arial" w:hAnsi="Arial"/>
-        </w:rPr>
-        <w:t xml:space="preserve">How is this business's performance reported internally if it is not broken out in the financial statements?</w:t>
+        <w:t xml:space="preserve">Q8. </w:t>
+      </w:r>
+      <w:r>
+        <w:rPr>
+          <w:b w:val="false"/>
+          <w:bCs w:val="false"/>
+          <w:i w:val="false"/>
+          <w:iCs w:val="false"/>
+          <w:color w:val="1A1A1A"/>
+          <w:sz w:val="21"/>
+          <w:szCs w:val="21"/>
+          <w:rFonts w:ascii="Arial" w:cs="Arial" w:eastAsia="Arial" w:hAnsi="Arial"/>
+        </w:rPr>
+        <w:t xml:space="preserve">Which costs are fixed vs. variable, and where is there discretion in the cost base?</w:t>
       </w:r>
     </w:p>
     <w:p>
@@ -800,56 +702,7 @@
           <w:szCs w:val="21"/>
           <w:rFonts w:ascii="Arial" w:cs="Arial" w:eastAsia="Arial" w:hAnsi="Arial"/>
         </w:rPr>
-        <w:t xml:space="preserve">Q11. </w:t>
-      </w:r>
-      <w:r>
-        <w:rPr>
-          <w:b w:val="false"/>
-          <w:bCs w:val="false"/>
-          <w:i w:val="false"/>
-          <w:iCs w:val="false"/>
-          <w:color w:val="1A1A1A"/>
-          <w:sz w:val="21"/>
-          <w:szCs w:val="21"/>
-          <w:rFonts w:ascii="Arial" w:cs="Arial" w:eastAsia="Arial" w:hAnsi="Arial"/>
-        </w:rPr>
-        <w:t xml:space="preserve">Which costs are fixed vs. variable, and where is there discretion in the cost base?</w:t>
-      </w:r>
-    </w:p>
-    <w:p>
-      <w:pPr>
-        <w:spacing w:line="276" w:after="260" w:before="0"/>
-      </w:pPr>
-      <w:r>
-        <w:rPr>
-          <w:b w:val="false"/>
-          <w:bCs w:val="false"/>
-          <w:i/>
-          <w:iCs/>
-          <w:color w:val="63666A"/>
-          <w:sz w:val="18"/>
-          <w:szCs w:val="18"/>
-          <w:rFonts w:ascii="Arial" w:cs="Arial" w:eastAsia="Arial" w:hAnsi="Arial"/>
-        </w:rPr>
-        <w:t xml:space="preserve">Answer:</w:t>
-      </w:r>
-    </w:p>
-    <w:p>
-      <w:pPr>
-        <w:spacing w:line="276" w:after="60" w:before="0"/>
-      </w:pPr>
-      <w:r>
-        <w:rPr>
-          <w:b/>
-          <w:bCs/>
-          <w:i w:val="false"/>
-          <w:iCs w:val="false"/>
-          <w:color w:val="1F4CFF"/>
-          <w:sz w:val="21"/>
-          <w:szCs w:val="21"/>
-          <w:rFonts w:ascii="Arial" w:cs="Arial" w:eastAsia="Arial" w:hAnsi="Arial"/>
-        </w:rPr>
-        <w:t xml:space="preserve">Q12. </w:t>
+        <w:t xml:space="preserve">Q9. </w:t>
       </w:r>
       <w:r>
         <w:rPr>
@@ -919,7 +772,7 @@
           <w:szCs w:val="21"/>
           <w:rFonts w:ascii="Arial" w:cs="Arial" w:eastAsia="Arial" w:hAnsi="Arial"/>
         </w:rPr>
-        <w:t xml:space="preserve">Q13. </w:t>
+        <w:t xml:space="preserve">Q10. </w:t>
       </w:r>
       <w:r>
         <w:rPr>
@@ -968,7 +821,7 @@
           <w:szCs w:val="21"/>
           <w:rFonts w:ascii="Arial" w:cs="Arial" w:eastAsia="Arial" w:hAnsi="Arial"/>
         </w:rPr>
-        <w:t xml:space="preserve">Q14. </w:t>
+        <w:t xml:space="preserve">Q11. </w:t>
       </w:r>
       <w:r>
         <w:rPr>
@@ -1017,7 +870,7 @@
           <w:szCs w:val="21"/>
           <w:rFonts w:ascii="Arial" w:cs="Arial" w:eastAsia="Arial" w:hAnsi="Arial"/>
         </w:rPr>
-        <w:t xml:space="preserve">Q15. </w:t>
+        <w:t xml:space="preserve">Q12. </w:t>
       </w:r>
       <w:r>
         <w:rPr>
@@ -1066,7 +919,7 @@
           <w:szCs w:val="21"/>
           <w:rFonts w:ascii="Arial" w:cs="Arial" w:eastAsia="Arial" w:hAnsi="Arial"/>
         </w:rPr>
-        <w:t xml:space="preserve">Q16. </w:t>
+        <w:t xml:space="preserve">Q13. </w:t>
       </w:r>
       <w:r>
         <w:rPr>
@@ -1136,7 +989,7 @@
           <w:szCs w:val="21"/>
           <w:rFonts w:ascii="Arial" w:cs="Arial" w:eastAsia="Arial" w:hAnsi="Arial"/>
         </w:rPr>
-        <w:t xml:space="preserve">Q17. </w:t>
+        <w:t xml:space="preserve">Q14. </w:t>
       </w:r>
       <w:r>
         <w:rPr>
@@ -1185,7 +1038,7 @@
           <w:szCs w:val="21"/>
           <w:rFonts w:ascii="Arial" w:cs="Arial" w:eastAsia="Arial" w:hAnsi="Arial"/>
         </w:rPr>
-        <w:t xml:space="preserve">Q18. </w:t>
+        <w:t xml:space="preserve">Q15. </w:t>
       </w:r>
       <w:r>
         <w:rPr>
@@ -1234,7 +1087,7 @@
           <w:szCs w:val="21"/>
           <w:rFonts w:ascii="Arial" w:cs="Arial" w:eastAsia="Arial" w:hAnsi="Arial"/>
         </w:rPr>
-        <w:t xml:space="preserve">Q19. </w:t>
+        <w:t xml:space="preserve">Q16. </w:t>
       </w:r>
       <w:r>
         <w:rPr>

--- a/samples/financial_Interview_Guide.docx
+++ b/samples/financial_Interview_Guide.docx
@@ -1124,7 +1124,7 @@
     <w:sectPr>
       <w:headerReference w:type="default" r:id="rId6"/>
       <w:footerReference w:type="default" r:id="rId7"/>
-      <w:pgSz w:w="11906" w:h="16838" w:orient="portrait"/>
+      <w:pgSz w:w="12240" w:h="15840" w:orient="portrait"/>
       <w:pgMar w:top="1440" w:right="1440" w:bottom="1440" w:left="1440" w:header="708" w:footer="708" w:gutter="0"/>
       <w:pgNumType/>
       <w:docGrid w:linePitch="360"/>
